--- a/Doc/GitLFS.docx
+++ b/Doc/GitLFS.docx
@@ -223,17 +223,8 @@
           <w:b/>
           <w:bCs/>
         </w:rPr>
-        <w:t xml:space="preserve">Tạo </w:t>
-      </w:r>
-      <w:proofErr w:type="gramStart"/>
-      <w:r>
-        <w:rPr>
-          <w:b/>
-          <w:bCs/>
-        </w:rPr>
-        <w:t>tệp .gitignore</w:t>
-      </w:r>
-      <w:proofErr w:type="gramEnd"/>
+        <w:t>Tạo tệp .gitignore</w:t>
+      </w:r>
       <w:r>
         <w:t xml:space="preserve">: </w:t>
       </w:r>
@@ -245,21 +236,8 @@
           <w:numId w:val="1"/>
         </w:numPr>
       </w:pPr>
-      <w:proofErr w:type="gramStart"/>
-      <w:r>
-        <w:t>Tệp .gitignore</w:t>
-      </w:r>
-      <w:proofErr w:type="gramEnd"/>
-      <w:r>
-        <w:t xml:space="preserve"> giúp bỏ qua các tệp không cần thiết (như thư mục tạm của Unity). Dưới đây là </w:t>
-      </w:r>
-      <w:proofErr w:type="gramStart"/>
-      <w:r>
-        <w:t>mẫu .gitignore</w:t>
-      </w:r>
-      <w:proofErr w:type="gramEnd"/>
-      <w:r>
-        <w:t xml:space="preserve"> phổ biến cho Unity: </w:t>
+      <w:r>
+        <w:t xml:space="preserve">Tệp .gitignore giúp bỏ qua các tệp không cần thiết (như thư mục tạm của Unity). Dưới đây là mẫu .gitignore phổ biến cho Unity: </w:t>
       </w:r>
     </w:p>
     <w:p>
@@ -425,44 +403,38 @@
           <w:color w:val="4EA72E" w:themeColor="accent6"/>
         </w:rPr>
       </w:pPr>
-      <w:proofErr w:type="gramStart"/>
       <w:r>
         <w:rPr>
           <w:color w:val="4EA72E" w:themeColor="accent6"/>
         </w:rPr>
         <w:t>*.userprefs</w:t>
       </w:r>
-      <w:proofErr w:type="gramEnd"/>
-    </w:p>
-    <w:p>
-      <w:pPr>
-        <w:rPr>
-          <w:color w:val="4EA72E" w:themeColor="accent6"/>
-        </w:rPr>
-      </w:pPr>
-      <w:proofErr w:type="gramStart"/>
+    </w:p>
+    <w:p>
+      <w:pPr>
+        <w:rPr>
+          <w:color w:val="4EA72E" w:themeColor="accent6"/>
+        </w:rPr>
+      </w:pPr>
       <w:r>
         <w:rPr>
           <w:color w:val="4EA72E" w:themeColor="accent6"/>
         </w:rPr>
         <w:t>*.pidb</w:t>
       </w:r>
-      <w:proofErr w:type="gramEnd"/>
-    </w:p>
-    <w:p>
-      <w:pPr>
-        <w:rPr>
-          <w:color w:val="4EA72E" w:themeColor="accent6"/>
-        </w:rPr>
-      </w:pPr>
-      <w:proofErr w:type="gramStart"/>
+    </w:p>
+    <w:p>
+      <w:pPr>
+        <w:rPr>
+          <w:color w:val="4EA72E" w:themeColor="accent6"/>
+        </w:rPr>
+      </w:pPr>
       <w:r>
         <w:rPr>
           <w:color w:val="4EA72E" w:themeColor="accent6"/>
         </w:rPr>
         <w:t>*.booproj</w:t>
       </w:r>
-      <w:proofErr w:type="gramEnd"/>
     </w:p>
     <w:p>
       <w:pPr>
@@ -509,14 +481,12 @@
           <w:color w:val="4EA72E" w:themeColor="accent6"/>
         </w:rPr>
       </w:pPr>
-      <w:proofErr w:type="gramStart"/>
       <w:r>
         <w:rPr>
           <w:color w:val="4EA72E" w:themeColor="accent6"/>
         </w:rPr>
         <w:t>*.opendb</w:t>
       </w:r>
-      <w:proofErr w:type="gramEnd"/>
     </w:p>
     <w:p>
       <w:pPr>
@@ -563,14 +533,12 @@
           <w:color w:val="4EA72E" w:themeColor="accent6"/>
         </w:rPr>
       </w:pPr>
-      <w:proofErr w:type="gramStart"/>
       <w:r>
         <w:rPr>
           <w:color w:val="4EA72E" w:themeColor="accent6"/>
         </w:rPr>
         <w:t>*.unitypackage</w:t>
       </w:r>
-      <w:proofErr w:type="gramEnd"/>
     </w:p>
     <w:p>
       <w:pPr>
@@ -624,19 +592,11 @@
           <w:color w:val="4EA72E" w:themeColor="accent6"/>
         </w:rPr>
       </w:pPr>
-      <w:proofErr w:type="gramStart"/>
-      <w:r>
-        <w:rPr>
-          <w:color w:val="4EA72E" w:themeColor="accent6"/>
-        </w:rPr>
-        <w:t>/.idea</w:t>
-      </w:r>
-      <w:proofErr w:type="gramEnd"/>
-      <w:r>
-        <w:rPr>
-          <w:color w:val="4EA72E" w:themeColor="accent6"/>
-        </w:rPr>
-        <w:t>/</w:t>
+      <w:r>
+        <w:rPr>
+          <w:color w:val="4EA72E" w:themeColor="accent6"/>
+        </w:rPr>
+        <w:t>/.idea/</w:t>
       </w:r>
     </w:p>
     <w:p>
@@ -685,19 +645,11 @@
           <w:color w:val="4EA72E" w:themeColor="accent6"/>
         </w:rPr>
       </w:pPr>
-      <w:proofErr w:type="gramStart"/>
-      <w:r>
-        <w:rPr>
-          <w:color w:val="4EA72E" w:themeColor="accent6"/>
-        </w:rPr>
-        <w:t>*.vscode</w:t>
-      </w:r>
-      <w:proofErr w:type="gramEnd"/>
-      <w:r>
-        <w:rPr>
-          <w:color w:val="4EA72E" w:themeColor="accent6"/>
-        </w:rPr>
-        <w:t>/</w:t>
+      <w:r>
+        <w:rPr>
+          <w:color w:val="4EA72E" w:themeColor="accent6"/>
+        </w:rPr>
+        <w:t>*.vscode/</w:t>
       </w:r>
     </w:p>
     <w:p>
@@ -787,15 +739,7 @@
         </w:numPr>
       </w:pPr>
       <w:r>
-        <w:t xml:space="preserve">Lưu </w:t>
-      </w:r>
-      <w:proofErr w:type="gramStart"/>
-      <w:r>
-        <w:t>tệp .gitignore</w:t>
-      </w:r>
-      <w:proofErr w:type="gramEnd"/>
-      <w:r>
-        <w:t xml:space="preserve"> trong thư mục gốc của dự án.</w:t>
+        <w:t>Lưu tệp .gitignore trong thư mục gốc của dự án.</w:t>
       </w:r>
     </w:p>
     <w:p>
@@ -846,61 +790,37 @@
           <w:color w:val="4EA72E" w:themeColor="accent6"/>
         </w:rPr>
       </w:pPr>
-      <w:proofErr w:type="gramStart"/>
-      <w:r>
-        <w:rPr>
-          <w:color w:val="4EA72E" w:themeColor="accent6"/>
-        </w:rPr>
-        <w:t>*.unity</w:t>
-      </w:r>
-      <w:proofErr w:type="gramEnd"/>
-      <w:r>
-        <w:rPr>
-          <w:color w:val="4EA72E" w:themeColor="accent6"/>
-        </w:rPr>
-        <w:t xml:space="preserve"> filter=lfs diff=lfs merge=lfs -text</w:t>
-      </w:r>
-    </w:p>
-    <w:p>
-      <w:pPr>
-        <w:rPr>
-          <w:color w:val="4EA72E" w:themeColor="accent6"/>
-        </w:rPr>
-      </w:pPr>
-      <w:proofErr w:type="gramStart"/>
-      <w:r>
-        <w:rPr>
-          <w:color w:val="4EA72E" w:themeColor="accent6"/>
-        </w:rPr>
-        <w:t>*.asset</w:t>
-      </w:r>
-      <w:proofErr w:type="gramEnd"/>
-      <w:r>
-        <w:rPr>
-          <w:color w:val="4EA72E" w:themeColor="accent6"/>
-        </w:rPr>
-        <w:t xml:space="preserve"> filter=lfs diff=lfs merge=lfs -text</w:t>
-      </w:r>
-    </w:p>
-    <w:p>
-      <w:pPr>
-        <w:rPr>
-          <w:color w:val="4EA72E" w:themeColor="accent6"/>
-        </w:rPr>
-      </w:pPr>
-      <w:proofErr w:type="gramStart"/>
-      <w:r>
-        <w:rPr>
-          <w:color w:val="4EA72E" w:themeColor="accent6"/>
-        </w:rPr>
-        <w:t>*.prefab</w:t>
-      </w:r>
-      <w:proofErr w:type="gramEnd"/>
-      <w:r>
-        <w:rPr>
-          <w:color w:val="4EA72E" w:themeColor="accent6"/>
-        </w:rPr>
-        <w:t xml:space="preserve"> filter=lfs diff=lfs merge=lfs -text</w:t>
+      <w:r>
+        <w:rPr>
+          <w:color w:val="4EA72E" w:themeColor="accent6"/>
+        </w:rPr>
+        <w:t>*.unity filter=lfs diff=lfs merge=lfs -text</w:t>
+      </w:r>
+    </w:p>
+    <w:p>
+      <w:pPr>
+        <w:rPr>
+          <w:color w:val="4EA72E" w:themeColor="accent6"/>
+        </w:rPr>
+      </w:pPr>
+      <w:r>
+        <w:rPr>
+          <w:color w:val="4EA72E" w:themeColor="accent6"/>
+        </w:rPr>
+        <w:t>*.asset filter=lfs diff=lfs merge=lfs -text</w:t>
+      </w:r>
+    </w:p>
+    <w:p>
+      <w:pPr>
+        <w:rPr>
+          <w:color w:val="4EA72E" w:themeColor="accent6"/>
+        </w:rPr>
+      </w:pPr>
+      <w:r>
+        <w:rPr>
+          <w:color w:val="4EA72E" w:themeColor="accent6"/>
+        </w:rPr>
+        <w:t>*.prefab filter=lfs diff=lfs merge=lfs -text</w:t>
       </w:r>
     </w:p>
     <w:p>
@@ -922,61 +842,37 @@
           <w:color w:val="4EA72E" w:themeColor="accent6"/>
         </w:rPr>
       </w:pPr>
-      <w:proofErr w:type="gramStart"/>
-      <w:r>
-        <w:rPr>
-          <w:color w:val="4EA72E" w:themeColor="accent6"/>
-        </w:rPr>
-        <w:t>*.anim</w:t>
-      </w:r>
-      <w:proofErr w:type="gramEnd"/>
-      <w:r>
-        <w:rPr>
-          <w:color w:val="4EA72E" w:themeColor="accent6"/>
-        </w:rPr>
-        <w:t xml:space="preserve"> filter=lfs diff=lfs merge=lfs -text</w:t>
-      </w:r>
-    </w:p>
-    <w:p>
-      <w:pPr>
-        <w:rPr>
-          <w:color w:val="4EA72E" w:themeColor="accent6"/>
-        </w:rPr>
-      </w:pPr>
-      <w:proofErr w:type="gramStart"/>
-      <w:r>
-        <w:rPr>
-          <w:color w:val="4EA72E" w:themeColor="accent6"/>
-        </w:rPr>
-        <w:t>*.controller</w:t>
-      </w:r>
-      <w:proofErr w:type="gramEnd"/>
-      <w:r>
-        <w:rPr>
-          <w:color w:val="4EA72E" w:themeColor="accent6"/>
-        </w:rPr>
-        <w:t xml:space="preserve"> filter=lfs diff=lfs merge=lfs -text</w:t>
-      </w:r>
-    </w:p>
-    <w:p>
-      <w:pPr>
-        <w:rPr>
-          <w:color w:val="4EA72E" w:themeColor="accent6"/>
-        </w:rPr>
-      </w:pPr>
-      <w:proofErr w:type="gramStart"/>
-      <w:r>
-        <w:rPr>
-          <w:color w:val="4EA72E" w:themeColor="accent6"/>
-        </w:rPr>
-        <w:t>*.meta</w:t>
-      </w:r>
-      <w:proofErr w:type="gramEnd"/>
-      <w:r>
-        <w:rPr>
-          <w:color w:val="4EA72E" w:themeColor="accent6"/>
-        </w:rPr>
-        <w:t xml:space="preserve"> -text</w:t>
+      <w:r>
+        <w:rPr>
+          <w:color w:val="4EA72E" w:themeColor="accent6"/>
+        </w:rPr>
+        <w:t>*.anim filter=lfs diff=lfs merge=lfs -text</w:t>
+      </w:r>
+    </w:p>
+    <w:p>
+      <w:pPr>
+        <w:rPr>
+          <w:color w:val="4EA72E" w:themeColor="accent6"/>
+        </w:rPr>
+      </w:pPr>
+      <w:r>
+        <w:rPr>
+          <w:color w:val="4EA72E" w:themeColor="accent6"/>
+        </w:rPr>
+        <w:t>*.controller filter=lfs diff=lfs merge=lfs -text</w:t>
+      </w:r>
+    </w:p>
+    <w:p>
+      <w:pPr>
+        <w:rPr>
+          <w:color w:val="4EA72E" w:themeColor="accent6"/>
+        </w:rPr>
+      </w:pPr>
+      <w:r>
+        <w:rPr>
+          <w:color w:val="4EA72E" w:themeColor="accent6"/>
+        </w:rPr>
+        <w:t>*.meta -text</w:t>
       </w:r>
     </w:p>
     <w:p>
@@ -1031,19 +927,11 @@
           <w:color w:val="4EA72E" w:themeColor="accent6"/>
         </w:rPr>
       </w:pPr>
-      <w:proofErr w:type="gramStart"/>
-      <w:r>
-        <w:rPr>
-          <w:color w:val="4EA72E" w:themeColor="accent6"/>
-        </w:rPr>
-        <w:t>*.blend</w:t>
-      </w:r>
-      <w:proofErr w:type="gramEnd"/>
-      <w:r>
-        <w:rPr>
-          <w:color w:val="4EA72E" w:themeColor="accent6"/>
-        </w:rPr>
-        <w:t xml:space="preserve"> filter=lfs diff=lfs merge=lfs -text</w:t>
+      <w:r>
+        <w:rPr>
+          <w:color w:val="4EA72E" w:themeColor="accent6"/>
+        </w:rPr>
+        <w:t>*.blend filter=lfs diff=lfs merge=lfs -text</w:t>
       </w:r>
     </w:p>
     <w:p>
@@ -1337,61 +1225,7 @@
           <w:bCs/>
           <w:color w:val="EE0000"/>
         </w:rPr>
-        <w:t>git lfs track "*.png" "*.jpg" "*.fbx" "</w:t>
-      </w:r>
-      <w:proofErr w:type="gramStart"/>
-      <w:r>
-        <w:rPr>
-          <w:b/>
-          <w:bCs/>
-          <w:color w:val="EE0000"/>
-        </w:rPr>
-        <w:t>*.unity</w:t>
-      </w:r>
-      <w:proofErr w:type="gramEnd"/>
-      <w:r>
-        <w:rPr>
-          <w:b/>
-          <w:bCs/>
-          <w:color w:val="EE0000"/>
-        </w:rPr>
-        <w:t>" "</w:t>
-      </w:r>
-      <w:proofErr w:type="gramStart"/>
-      <w:r>
-        <w:rPr>
-          <w:b/>
-          <w:bCs/>
-          <w:color w:val="EE0000"/>
-        </w:rPr>
-        <w:t>*.asset</w:t>
-      </w:r>
-      <w:proofErr w:type="gramEnd"/>
-      <w:r>
-        <w:rPr>
-          <w:b/>
-          <w:bCs/>
-          <w:color w:val="EE0000"/>
-        </w:rPr>
-        <w:t>" "</w:t>
-      </w:r>
-      <w:proofErr w:type="gramStart"/>
-      <w:r>
-        <w:rPr>
-          <w:b/>
-          <w:bCs/>
-          <w:color w:val="EE0000"/>
-        </w:rPr>
-        <w:t>*.prefab</w:t>
-      </w:r>
-      <w:proofErr w:type="gramEnd"/>
-      <w:r>
-        <w:rPr>
-          <w:b/>
-          <w:bCs/>
-          <w:color w:val="EE0000"/>
-        </w:rPr>
-        <w:t>"</w:t>
+        <w:t>git lfs track "*.png" "*.jpg" "*.fbx" "*.unity" "*.asset" "*.prefab"</w:t>
       </w:r>
     </w:p>
     <w:p>
@@ -1512,18 +1346,8 @@
           <w:bCs/>
           <w:color w:val="EE0000"/>
         </w:rPr>
-        <w:t xml:space="preserve">git </w:t>
-      </w:r>
-      <w:proofErr w:type="gramStart"/>
-      <w:r>
-        <w:rPr>
-          <w:b/>
-          <w:bCs/>
-          <w:color w:val="EE0000"/>
-        </w:rPr>
-        <w:t>add .</w:t>
-      </w:r>
-      <w:proofErr w:type="gramEnd"/>
+        <w:t>git add .</w:t>
+      </w:r>
     </w:p>
     <w:p>
       <w:pPr>
@@ -1906,15 +1730,7 @@
         </w:numPr>
       </w:pPr>
       <w:r>
-        <w:t xml:space="preserve">Unity sẽ tự động tạo lại các tệp trong thư mục Library/ (bị bỏ qua </w:t>
-      </w:r>
-      <w:proofErr w:type="gramStart"/>
-      <w:r>
-        <w:t>bởi .gitignore</w:t>
-      </w:r>
-      <w:proofErr w:type="gramEnd"/>
-      <w:r>
-        <w:t>).</w:t>
+        <w:t>Unity sẽ tự động tạo lại các tệp trong thư mục Library/ (bị bỏ qua bởi .gitignore).</w:t>
       </w:r>
     </w:p>
     <w:p>
@@ -2067,18 +1883,8 @@
           <w:bCs/>
           <w:color w:val="EE0000"/>
         </w:rPr>
-        <w:t xml:space="preserve">git </w:t>
-      </w:r>
-      <w:proofErr w:type="gramStart"/>
-      <w:r>
-        <w:rPr>
-          <w:b/>
-          <w:bCs/>
-          <w:color w:val="EE0000"/>
-        </w:rPr>
-        <w:t>add .</w:t>
-      </w:r>
-      <w:proofErr w:type="gramEnd"/>
+        <w:t>git add .</w:t>
+      </w:r>
     </w:p>
     <w:p>
       <w:pPr>
@@ -2811,15 +2617,7 @@
         </w:numPr>
       </w:pPr>
       <w:r>
-        <w:t>Trong Unity, xung đột thường xảy ra ở tệp cảnh (</w:t>
-      </w:r>
-      <w:proofErr w:type="gramStart"/>
-      <w:r>
-        <w:t>*.unity</w:t>
-      </w:r>
-      <w:proofErr w:type="gramEnd"/>
-      <w:r>
-        <w:t>) hoặc tệp meta. Hãy cẩn thận khi chỉnh sửa.</w:t>
+        <w:t>Trong Unity, xung đột thường xảy ra ở tệp cảnh (*.unity) hoặc tệp meta. Hãy cẩn thận khi chỉnh sửa.</w:t>
       </w:r>
     </w:p>
     <w:p>
@@ -2866,18 +2664,8 @@
           <w:bCs/>
           <w:color w:val="EE0000"/>
         </w:rPr>
-        <w:t xml:space="preserve">git </w:t>
-      </w:r>
-      <w:proofErr w:type="gramStart"/>
-      <w:r>
-        <w:rPr>
-          <w:b/>
-          <w:bCs/>
-          <w:color w:val="EE0000"/>
-        </w:rPr>
-        <w:t>add .</w:t>
-      </w:r>
-      <w:proofErr w:type="gramEnd"/>
+        <w:t>git add .</w:t>
+      </w:r>
     </w:p>
     <w:p>
       <w:pPr>
@@ -2906,18 +2694,8 @@
           <w:color w:val="EE0000"/>
         </w:rPr>
         <w:lastRenderedPageBreak/>
-        <w:t xml:space="preserve">git </w:t>
-      </w:r>
-      <w:proofErr w:type="gramStart"/>
-      <w:r>
-        <w:rPr>
-          <w:b/>
-          <w:bCs/>
-          <w:color w:val="EE0000"/>
-        </w:rPr>
-        <w:t>commit</w:t>
-      </w:r>
-      <w:proofErr w:type="gramEnd"/>
+        <w:t>git commit</w:t>
+      </w:r>
     </w:p>
     <w:p>
       <w:pPr>
@@ -2996,23 +2774,7 @@
           <w:b/>
           <w:bCs/>
         </w:rPr>
-        <w:t>Tệp cảnh (</w:t>
-      </w:r>
-      <w:proofErr w:type="gramStart"/>
-      <w:r>
-        <w:rPr>
-          <w:b/>
-          <w:bCs/>
-        </w:rPr>
-        <w:t>*.unity</w:t>
-      </w:r>
-      <w:proofErr w:type="gramEnd"/>
-      <w:r>
-        <w:rPr>
-          <w:b/>
-          <w:bCs/>
-        </w:rPr>
-        <w:t>)</w:t>
+        <w:t>Tệp cảnh (*.unity)</w:t>
       </w:r>
       <w:r>
         <w:t>: Khó giải quyết xung đột do định dạng YAML. Hãy phân chia công việc để tránh nhiều người chỉnh sửa cùng một cảnh.</w:t>
@@ -3030,23 +2792,7 @@
           <w:b/>
           <w:bCs/>
         </w:rPr>
-        <w:t>Tệp meta (</w:t>
-      </w:r>
-      <w:proofErr w:type="gramStart"/>
-      <w:r>
-        <w:rPr>
-          <w:b/>
-          <w:bCs/>
-        </w:rPr>
-        <w:t>*.meta</w:t>
-      </w:r>
-      <w:proofErr w:type="gramEnd"/>
-      <w:r>
-        <w:rPr>
-          <w:b/>
-          <w:bCs/>
-        </w:rPr>
-        <w:t>)</w:t>
+        <w:t>Tệp meta (*.meta)</w:t>
       </w:r>
       <w:r>
         <w:t>: Đảm bảo tệp meta đi kèm với các tài nguyên (như texture, model). Nếu xóa tài nguyên, nhớ xóa cả tệp meta tương ứng.</w:t>
@@ -3510,18 +3256,8 @@
                 <w:bCs/>
                 <w:color w:val="EE0000"/>
               </w:rPr>
-              <w:t xml:space="preserve">git </w:t>
+              <w:t>git add .</w:t>
             </w:r>
-            <w:proofErr w:type="gramStart"/>
-            <w:r>
-              <w:rPr>
-                <w:b/>
-                <w:bCs/>
-                <w:color w:val="EE0000"/>
-              </w:rPr>
-              <w:t>add .</w:t>
-            </w:r>
-            <w:proofErr w:type="gramEnd"/>
           </w:p>
         </w:tc>
         <w:tc>
@@ -4057,6 +3793,143 @@
         </w:pict>
       </w:r>
     </w:p>
+    <w:p>
+      <w:r>
+        <w:rPr>
+          <w:b/>
+          <w:bCs/>
+        </w:rPr>
+        <w:t>P</w:t>
+      </w:r>
+      <w:r>
+        <w:rPr>
+          <w:b/>
+          <w:bCs/>
+        </w:rPr>
+        <w:t>ull code từ Git sử dụng Git LFS</w:t>
+      </w:r>
+      <w:r>
+        <w:t xml:space="preserve"> và </w:t>
+      </w:r>
+      <w:r>
+        <w:rPr>
+          <w:b/>
+          <w:bCs/>
+        </w:rPr>
+        <w:t>bỏ qua toàn bộ thay đổi hiện tại trên máy (kể cả file đã chỉnh sửa)</w:t>
+      </w:r>
+      <w:r>
+        <w:t>:</w:t>
+      </w:r>
+    </w:p>
+    <w:p>
+      <w:pPr>
+        <w:rPr>
+          <w:b/>
+          <w:bCs/>
+        </w:rPr>
+      </w:pPr>
+      <w:r>
+        <w:t xml:space="preserve">Cách này sẽ </w:t>
+      </w:r>
+      <w:r>
+        <w:rPr>
+          <w:b/>
+          <w:bCs/>
+        </w:rPr>
+        <w:t>mất toàn bộ thay đổi chưa commit</w:t>
+      </w:r>
+    </w:p>
+    <w:p>
+      <w:r>
+        <w:t># 1. Hủy toàn bộ thay đổi, kể cả file đã sửa hoặc thêm</w:t>
+      </w:r>
+    </w:p>
+    <w:p>
+      <w:r>
+        <w:t>git reset --hard</w:t>
+      </w:r>
+    </w:p>
+    <w:p>
+      <w:r>
+        <w:t># 2. Xóa toàn bộ file untracked (chưa được add)</w:t>
+      </w:r>
+    </w:p>
+    <w:p>
+      <w:r>
+        <w:t>git clean -f</w:t>
+      </w:r>
+    </w:p>
+    <w:p>
+      <w:r>
+        <w:t># 3. Pull code từ remote về, bao gồm cả Git LFS</w:t>
+      </w:r>
+    </w:p>
+    <w:p>
+      <w:r>
+        <w:t>git pull</w:t>
+      </w:r>
+    </w:p>
+    <w:p>
+      <w:r>
+        <w:t># 4. Tải các file Git LFS về</w:t>
+      </w:r>
+    </w:p>
+    <w:p>
+      <w:r>
+        <w:t>git lfs pull</w:t>
+      </w:r>
+    </w:p>
+    <w:p/>
+    <w:p>
+      <w:pPr>
+        <w:pStyle w:val="ListParagraph"/>
+        <w:numPr>
+          <w:ilvl w:val="0"/>
+          <w:numId w:val="9"/>
+        </w:numPr>
+      </w:pPr>
+      <w:r>
+        <w:t>git reset --hard: Đưa code về đúng trạng thái commit cuối cùng.</w:t>
+      </w:r>
+    </w:p>
+    <w:p>
+      <w:pPr>
+        <w:pStyle w:val="ListParagraph"/>
+        <w:numPr>
+          <w:ilvl w:val="0"/>
+          <w:numId w:val="9"/>
+        </w:numPr>
+      </w:pPr>
+      <w:r>
+        <w:t>git clean -fd: Xóa file/folder không nằm trong git.</w:t>
+      </w:r>
+    </w:p>
+    <w:p>
+      <w:pPr>
+        <w:pStyle w:val="ListParagraph"/>
+        <w:numPr>
+          <w:ilvl w:val="0"/>
+          <w:numId w:val="9"/>
+        </w:numPr>
+      </w:pPr>
+      <w:r>
+        <w:t>git pull: Tải code mới từ remote.</w:t>
+      </w:r>
+    </w:p>
+    <w:p>
+      <w:pPr>
+        <w:pStyle w:val="ListParagraph"/>
+        <w:numPr>
+          <w:ilvl w:val="0"/>
+          <w:numId w:val="9"/>
+        </w:numPr>
+      </w:pPr>
+      <w:r>
+        <w:t>git lfs pull: Tải nội dung thực tế của các file .gitattributes có khai báo dùng Git LFS (thường là ảnh/video/file lớn).</w:t>
+      </w:r>
+    </w:p>
+    <w:p/>
     <w:p/>
     <w:sectPr>
       <w:pgSz w:w="12240" w:h="15840"/>
@@ -4805,6 +4678,119 @@
     </w:lvl>
   </w:abstractNum>
   <w:abstractNum w:abstractNumId="6" w15:restartNumberingAfterBreak="0">
+    <w:nsid w:val="4BEF559B"/>
+    <w:multiLevelType w:val="hybridMultilevel"/>
+    <w:tmpl w:val="EB78DB64"/>
+    <w:lvl w:ilvl="0" w:tplc="04090001">
+      <w:start w:val="1"/>
+      <w:numFmt w:val="bullet"/>
+      <w:lvlText w:val=""/>
+      <w:lvlJc w:val="left"/>
+      <w:pPr>
+        <w:ind w:left="720" w:hanging="360"/>
+      </w:pPr>
+      <w:rPr>
+        <w:rFonts w:ascii="Symbol" w:hAnsi="Symbol" w:hint="default"/>
+      </w:rPr>
+    </w:lvl>
+    <w:lvl w:ilvl="1" w:tplc="04090003" w:tentative="1">
+      <w:start w:val="1"/>
+      <w:numFmt w:val="bullet"/>
+      <w:lvlText w:val="o"/>
+      <w:lvlJc w:val="left"/>
+      <w:pPr>
+        <w:ind w:left="1440" w:hanging="360"/>
+      </w:pPr>
+      <w:rPr>
+        <w:rFonts w:ascii="Courier New" w:hAnsi="Courier New" w:cs="Courier New" w:hint="default"/>
+      </w:rPr>
+    </w:lvl>
+    <w:lvl w:ilvl="2" w:tplc="04090005" w:tentative="1">
+      <w:start w:val="1"/>
+      <w:numFmt w:val="bullet"/>
+      <w:lvlText w:val=""/>
+      <w:lvlJc w:val="left"/>
+      <w:pPr>
+        <w:ind w:left="2160" w:hanging="360"/>
+      </w:pPr>
+      <w:rPr>
+        <w:rFonts w:ascii="Wingdings" w:hAnsi="Wingdings" w:hint="default"/>
+      </w:rPr>
+    </w:lvl>
+    <w:lvl w:ilvl="3" w:tplc="04090001" w:tentative="1">
+      <w:start w:val="1"/>
+      <w:numFmt w:val="bullet"/>
+      <w:lvlText w:val=""/>
+      <w:lvlJc w:val="left"/>
+      <w:pPr>
+        <w:ind w:left="2880" w:hanging="360"/>
+      </w:pPr>
+      <w:rPr>
+        <w:rFonts w:ascii="Symbol" w:hAnsi="Symbol" w:hint="default"/>
+      </w:rPr>
+    </w:lvl>
+    <w:lvl w:ilvl="4" w:tplc="04090003" w:tentative="1">
+      <w:start w:val="1"/>
+      <w:numFmt w:val="bullet"/>
+      <w:lvlText w:val="o"/>
+      <w:lvlJc w:val="left"/>
+      <w:pPr>
+        <w:ind w:left="3600" w:hanging="360"/>
+      </w:pPr>
+      <w:rPr>
+        <w:rFonts w:ascii="Courier New" w:hAnsi="Courier New" w:cs="Courier New" w:hint="default"/>
+      </w:rPr>
+    </w:lvl>
+    <w:lvl w:ilvl="5" w:tplc="04090005" w:tentative="1">
+      <w:start w:val="1"/>
+      <w:numFmt w:val="bullet"/>
+      <w:lvlText w:val=""/>
+      <w:lvlJc w:val="left"/>
+      <w:pPr>
+        <w:ind w:left="4320" w:hanging="360"/>
+      </w:pPr>
+      <w:rPr>
+        <w:rFonts w:ascii="Wingdings" w:hAnsi="Wingdings" w:hint="default"/>
+      </w:rPr>
+    </w:lvl>
+    <w:lvl w:ilvl="6" w:tplc="04090001" w:tentative="1">
+      <w:start w:val="1"/>
+      <w:numFmt w:val="bullet"/>
+      <w:lvlText w:val=""/>
+      <w:lvlJc w:val="left"/>
+      <w:pPr>
+        <w:ind w:left="5040" w:hanging="360"/>
+      </w:pPr>
+      <w:rPr>
+        <w:rFonts w:ascii="Symbol" w:hAnsi="Symbol" w:hint="default"/>
+      </w:rPr>
+    </w:lvl>
+    <w:lvl w:ilvl="7" w:tplc="04090003" w:tentative="1">
+      <w:start w:val="1"/>
+      <w:numFmt w:val="bullet"/>
+      <w:lvlText w:val="o"/>
+      <w:lvlJc w:val="left"/>
+      <w:pPr>
+        <w:ind w:left="5760" w:hanging="360"/>
+      </w:pPr>
+      <w:rPr>
+        <w:rFonts w:ascii="Courier New" w:hAnsi="Courier New" w:cs="Courier New" w:hint="default"/>
+      </w:rPr>
+    </w:lvl>
+    <w:lvl w:ilvl="8" w:tplc="04090005" w:tentative="1">
+      <w:start w:val="1"/>
+      <w:numFmt w:val="bullet"/>
+      <w:lvlText w:val=""/>
+      <w:lvlJc w:val="left"/>
+      <w:pPr>
+        <w:ind w:left="6480" w:hanging="360"/>
+      </w:pPr>
+      <w:rPr>
+        <w:rFonts w:ascii="Wingdings" w:hAnsi="Wingdings" w:hint="default"/>
+      </w:rPr>
+    </w:lvl>
+  </w:abstractNum>
+  <w:abstractNum w:abstractNumId="7" w15:restartNumberingAfterBreak="0">
     <w:nsid w:val="63782F64"/>
     <w:multiLevelType w:val="multilevel"/>
     <w:tmpl w:val="AF58686C"/>
@@ -4921,7 +4907,7 @@
       </w:pPr>
     </w:lvl>
   </w:abstractNum>
-  <w:abstractNum w:abstractNumId="7" w15:restartNumberingAfterBreak="0">
+  <w:abstractNum w:abstractNumId="8" w15:restartNumberingAfterBreak="0">
     <w:nsid w:val="7F9716D6"/>
     <w:multiLevelType w:val="multilevel"/>
     <w:tmpl w:val="8A821632"/>
@@ -5038,7 +5024,7 @@
       </w:pPr>
     </w:lvl>
   </w:abstractNum>
-  <w:abstractNum w:abstractNumId="8" w15:restartNumberingAfterBreak="0">
+  <w:abstractNum w:abstractNumId="9" w15:restartNumberingAfterBreak="0">
     <w:nsid w:val="7FA64686"/>
     <w:multiLevelType w:val="multilevel"/>
     <w:tmpl w:val="8AC87A82"/>
@@ -5162,7 +5148,7 @@
     <w:abstractNumId w:val="3"/>
   </w:num>
   <w:num w:numId="3" w16cid:durableId="441876473">
-    <w:abstractNumId w:val="8"/>
+    <w:abstractNumId w:val="9"/>
   </w:num>
   <w:num w:numId="4" w16cid:durableId="1921596108">
     <w:abstractNumId w:val="4"/>
@@ -5171,16 +5157,19 @@
     <w:abstractNumId w:val="0"/>
   </w:num>
   <w:num w:numId="6" w16cid:durableId="2117212612">
-    <w:abstractNumId w:val="7"/>
+    <w:abstractNumId w:val="8"/>
   </w:num>
   <w:num w:numId="7" w16cid:durableId="1881284380">
     <w:abstractNumId w:val="1"/>
   </w:num>
   <w:num w:numId="8" w16cid:durableId="745341107">
-    <w:abstractNumId w:val="6"/>
+    <w:abstractNumId w:val="7"/>
   </w:num>
   <w:num w:numId="9" w16cid:durableId="440150974">
     <w:abstractNumId w:val="2"/>
+  </w:num>
+  <w:num w:numId="10" w16cid:durableId="290206594">
+    <w:abstractNumId w:val="6"/>
   </w:num>
 </w:numbering>
 </file>
